--- a/archives/staff/docs/STAFF_GLOBAL.docx
+++ b/archives/staff/docs/STAFF_GLOBAL.docx
@@ -22,13 +22,13 @@
         <w:t xml:space="preserve"> </w:t>
       </w:r>
       <w:r>
-        <w:t xml:space="preserve">Actualizacion: 2026-08-26</w:t>
+        <w:t xml:space="preserve">Actualizacion: 2026-08-29</w:t>
       </w:r>
       <w:r>
         <w:t xml:space="preserve"> </w:t>
       </w:r>
       <w:r>
-        <w:t xml:space="preserve">Identificador: STAFF_GLOBAL_V1_0_0_2026_08_26_ciszunetwork</w:t>
+        <w:t xml:space="preserve">Identificador: STAFF_GLOBAL_V1_0_0_2026_08_29_ciszunetwork</w:t>
       </w:r>
     </w:p>
     <w:p>
@@ -353,17 +353,17 @@
         <w:br/>
       </w:r>
       <w:r>
-        <w:t xml:space="preserve">9 | Betatesters (Beta Tester) | 1 |</w:t>
+        <w:t xml:space="preserve">9 | Betatesters (Beta Tester) | 2 |</w:t>
       </w:r>
     </w:p>
     <w:bookmarkEnd w:id="10"/>
-    <w:bookmarkStart w:id="11" w:name="empleados-activos-1"/>
+    <w:bookmarkStart w:id="11" w:name="empleados-activos-2"/>
     <w:p>
       <w:pPr>
         <w:pStyle w:val="Heading2"/>
       </w:pPr>
       <w:r>
-        <w:t xml:space="preserve">3. Empleados activos (1)</w:t>
+        <w:t xml:space="preserve">3. Empleados activos (2)</w:t>
       </w:r>
     </w:p>
     <w:tbl>
@@ -543,6 +543,85 @@
           </w:p>
         </w:tc>
       </w:tr>
+      <w:tr>
+        <w:tc>
+          <w:tcPr/>
+          <w:p>
+            <w:pPr>
+              <w:pStyle w:val="Compact"/>
+            </w:pPr>
+            <w:r>
+              <w:t xml:space="preserve">CZ-002</w:t>
+            </w:r>
+          </w:p>
+        </w:tc>
+        <w:tc>
+          <w:tcPr/>
+          <w:p>
+            <w:pPr>
+              <w:pStyle w:val="Compact"/>
+            </w:pPr>
+            <w:r>
+              <w:t xml:space="preserve">RAFAEL MENOLASCINA</w:t>
+            </w:r>
+          </w:p>
+        </w:tc>
+        <w:tc>
+          <w:tcPr/>
+          <w:p>
+            <w:pPr>
+              <w:pStyle w:val="Compact"/>
+            </w:pPr>
+            <w:r>
+              <w:t xml:space="preserve">Betatesters</w:t>
+            </w:r>
+          </w:p>
+        </w:tc>
+        <w:tc>
+          <w:tcPr/>
+          <w:p>
+            <w:pPr>
+              <w:pStyle w:val="Compact"/>
+            </w:pPr>
+            <w:r>
+              <w:t xml:space="preserve">rafameno@gmail.com</w:t>
+            </w:r>
+          </w:p>
+        </w:tc>
+        <w:tc>
+          <w:tcPr/>
+          <w:p>
+            <w:pPr>
+              <w:pStyle w:val="Compact"/>
+            </w:pPr>
+            <w:r>
+              <w:t xml:space="preserve">04120702370</w:t>
+            </w:r>
+          </w:p>
+        </w:tc>
+        <w:tc>
+          <w:tcPr/>
+          <w:p>
+            <w:pPr>
+              <w:pStyle w:val="Compact"/>
+            </w:pPr>
+            <w:r>
+              <w:t xml:space="preserve">CZ-001</w:t>
+            </w:r>
+          </w:p>
+        </w:tc>
+        <w:tc>
+          <w:tcPr/>
+          <w:p>
+            <w:pPr>
+              <w:pStyle w:val="Compact"/>
+            </w:pPr>
+            <w:r>
+              <w:t xml:space="preserve">Fundador (desde creacion)</w:t>
+            </w:r>
+          </w:p>
+        </w:tc>
+      </w:tr>
     </w:tbl>
     <w:bookmarkEnd w:id="11"/>
     <w:bookmarkStart w:id="12" w:name="historial-de-bajas-0"/>
@@ -914,7 +993,7 @@
           <w:i/>
           <w:iCs/>
         </w:rPr>
-        <w:t xml:space="preserve">Ultima revision: 2026-08-26</w:t>
+        <w:t xml:space="preserve">Ultima revision: 2026-08-29</w:t>
       </w:r>
     </w:p>
     <w:bookmarkEnd w:id="13"/>
